--- a/20261022HW05.docx
+++ b/20261022HW05.docx
@@ -121,12 +121,20 @@
           <w:rFonts w:hint="eastAsia"/>
         </w:rPr>
       </w:pPr>
+      <w:commentRangeStart w:id="0"/>
       <w:r>
         <w:rPr>
           <w:rFonts w:hint="eastAsia"/>
         </w:rPr>
         <w:t>90</w:t>
       </w:r>
+      <w:commentRangeEnd w:id="0"/>
+      <w:r>
+        <w:rPr>
+          <w:rStyle w:val="CommentReference"/>
+        </w:rPr>
+        <w:commentReference w:id="0"/>
+      </w:r>
     </w:p>
     <w:p>
       <w:pPr>
@@ -391,12 +399,20 @@
           <w:rFonts w:hint="eastAsia"/>
         </w:rPr>
       </w:pPr>
+      <w:commentRangeStart w:id="1"/>
       <w:r>
         <w:rPr>
           <w:rFonts w:hint="eastAsia"/>
         </w:rPr>
         <w:t>after    | 25   | 4    | 64   | 9    | 68</w:t>
       </w:r>
+      <w:commentRangeEnd w:id="1"/>
+      <w:r>
+        <w:rPr>
+          <w:rStyle w:val="CommentReference"/>
+        </w:rPr>
+        <w:commentReference w:id="1"/>
+      </w:r>
     </w:p>
     <w:p>
       <w:pPr>
@@ -437,12 +453,20 @@
           <w:rFonts w:hint="eastAsia"/>
         </w:rPr>
       </w:pPr>
+      <w:commentRangeStart w:id="2"/>
       <w:r>
         <w:rPr>
           <w:rFonts w:hint="eastAsia"/>
         </w:rPr>
         <w:t>68</w:t>
       </w:r>
+      <w:commentRangeEnd w:id="2"/>
+      <w:r>
+        <w:rPr>
+          <w:rStyle w:val="CommentReference"/>
+        </w:rPr>
+        <w:commentReference w:id="2"/>
+      </w:r>
     </w:p>
     <w:p>
       <w:pPr>
@@ -740,11 +764,19 @@
           <w:rFonts w:hint="eastAsia"/>
         </w:rPr>
       </w:pPr>
+      <w:commentRangeStart w:id="4"/>
       <w:r>
         <w:rPr>
           <w:rFonts w:hint="eastAsia"/>
         </w:rPr>
         <w:t>FOR EACH value IN data</w:t>
+      </w:r>
+      <w:commentRangeEnd w:id="4"/>
+      <w:r>
+        <w:rPr>
+          <w:rStyle w:val="CommentReference"/>
+        </w:rPr>
+        <w:commentReference w:id="4"/>
       </w:r>
     </w:p>
     <w:p>
@@ -1095,6 +1127,7 @@
           <w:rFonts w:hint="eastAsia"/>
         </w:rPr>
       </w:pPr>
+      <w:commentRangeStart w:id="3"/>
       <w:r>
         <w:rPr>
           <w:rFonts w:hint="eastAsia"/>
@@ -1114,6 +1147,13 @@
           <w:rFonts w:hint="eastAsia"/>
         </w:rPr>
         <w:t>(marks : ARRAY OF INTEGER)</w:t>
+      </w:r>
+      <w:commentRangeEnd w:id="3"/>
+      <w:r>
+        <w:rPr>
+          <w:rStyle w:val="CommentReference"/>
+        </w:rPr>
+        <w:commentReference w:id="3"/>
       </w:r>
     </w:p>
     <w:p>
@@ -1698,11 +1738,19 @@
           <w:rFonts w:hint="eastAsia"/>
         </w:rPr>
       </w:pPr>
+      <w:commentRangeStart w:id="5"/>
       <w:r>
         <w:rPr>
           <w:rFonts w:hint="eastAsia"/>
         </w:rPr>
         <w:t xml:space="preserve">    found = FALSE</w:t>
+      </w:r>
+      <w:commentRangeEnd w:id="5"/>
+      <w:r>
+        <w:rPr>
+          <w:rStyle w:val="CommentReference"/>
+        </w:rPr>
+        <w:commentReference w:id="5"/>
       </w:r>
     </w:p>
     <w:p>
@@ -2086,6 +2134,107 @@
     </w:sectPr>
   </w:body>
 </w:document>
+</file>
+
+<file path=word/comments.xml><?xml version="1.0" encoding="utf-8"?>
+<w:comments xmlns:a="http://schemas.openxmlformats.org/drawingml/2006/main" xmlns:pic="http://schemas.openxmlformats.org/drawingml/2006/picture" xmlns:r="http://schemas.openxmlformats.org/officeDocument/2006/relationships" xmlns:w="http://schemas.openxmlformats.org/wordprocessingml/2006/main" xmlns:wp="http://schemas.openxmlformats.org/drawingml/2006/wordprocessingDrawing" xmlns:mc="http://schemas.openxmlformats.org/markup-compatibility/2006" xmlns:a14="http://schemas.microsoft.com/office/drawing/2010/main" xmlns:w14="http://schemas.microsoft.com/office/word/2010/wordml" xmlns:wpc="http://schemas.microsoft.com/office/word/2010/wordprocessingCanvas">
+  <w:comment w:id="0" w:author="Gong Qiushi" w:initials="GQ" w:date="2026-10-23T00:32:49Z">
+    <w:p>
+      <w:pPr>
+        <w:pStyle w:val="CommentText"/>
+      </w:pPr>
+      <w:r>
+        <w:rPr>
+          <w:rStyle w:val="CommentReference"/>
+        </w:rPr>
+        <w:annotationRef/>
+      </w:r>
+      <w:r>
+        <w:t>1/4 - Two wrong values. - `scores[1]` is 45 (not 90) and `scores[2] + scores[4]` is 90 + 38 = 128 (not 105). The `n = 5` line is right. (-3)</w:t>
+      </w:r>
+    </w:p>
+  </w:comment>
+  <w:comment w:id="1" w:author="Gong Qiushi" w:initials="GQ" w:date="2026-10-23T00:32:49Z">
+    <w:p>
+      <w:pPr>
+        <w:pStyle w:val="CommentText"/>
+      </w:pPr>
+      <w:r>
+        <w:rPr>
+          <w:rStyle w:val="CommentReference"/>
+        </w:rPr>
+        <w:annotationRef/>
+      </w:r>
+      <w:r>
+        <w:t>0/2 - The Output column is wrong. - The first printed line is `a[1] + " " + a[3]` = `4 9` (not 68); the second is `a[a.length - 1]` = `9`. (-2)</w:t>
+      </w:r>
+    </w:p>
+  </w:comment>
+  <w:comment w:id="2" w:author="Gong Qiushi" w:initials="GQ" w:date="2026-10-23T00:32:49Z">
+    <w:p>
+      <w:pPr>
+        <w:pStyle w:val="CommentText"/>
+      </w:pPr>
+      <w:r>
+        <w:rPr>
+          <w:rStyle w:val="CommentReference"/>
+        </w:rPr>
+        <w:annotationRef/>
+      </w:r>
+      <w:r>
+        <w:t>2/3 - First output line wrong. - It should be `4 9`; `9` and the line count are right. (-1)</w:t>
+      </w:r>
+    </w:p>
+  </w:comment>
+  <w:comment w:id="3" w:author="Gong Qiushi" w:initials="GQ" w:date="2026-10-23T00:32:49Z">
+    <w:p>
+      <w:pPr>
+        <w:pStyle w:val="CommentText"/>
+      </w:pPr>
+      <w:r>
+        <w:rPr>
+          <w:rStyle w:val="CommentReference"/>
+        </w:rPr>
+        <w:annotationRef/>
+      </w:r>
+      <w:r>
+        <w:t>18/18 - Full marks. - One point for the future: in 9618, parameters are passed by value unless declared BYREF, so a procedure that changes an array should be written `PROCEDURE addBonus(BYREF marks : ARRAY OF INTEGER)`. BYREF has not been covered in class yet, so no marks were lost here - the algorithm is correct.</w:t>
+      </w:r>
+    </w:p>
+  </w:comment>
+  <w:comment w:id="4" w:author="Gong Qiushi" w:initials="GQ" w:date="2026-10-23T00:32:49Z">
+    <w:p>
+      <w:pPr>
+        <w:pStyle w:val="CommentText"/>
+      </w:pPr>
+      <w:r>
+        <w:rPr>
+          <w:rStyle w:val="CommentReference"/>
+        </w:rPr>
+        <w:annotationRef/>
+      </w:r>
+      <w:r>
+        <w:t>4/4 - Full marks. - Note: 9618 pseudocode has no `FOR EACH` construct; your version conveys the enhanced-for idea correctly. In an exam, use an index loop.</w:t>
+      </w:r>
+    </w:p>
+  </w:comment>
+  <w:comment w:id="5" w:author="Gong Qiushi" w:initials="GQ" w:date="2026-10-23T00:32:49Z">
+    <w:p>
+      <w:pPr>
+        <w:pStyle w:val="CommentText"/>
+      </w:pPr>
+      <w:r>
+        <w:rPr>
+          <w:rStyle w:val="CommentReference"/>
+        </w:rPr>
+        <w:annotationRef/>
+      </w:r>
+      <w:r>
+        <w:t>22/22 - Full marks. - Style: use `←` for assignment (`found ← FALSE`) - `=` is the comparison operator in 9618 pseudocode.</w:t>
+      </w:r>
+    </w:p>
+  </w:comment>
+</w:comments>
 </file>
 
 <file path=word/styles.xml><?xml version="1.0" encoding="utf-8"?>
